--- a/wwwroot/הגדרת פרויקט.docx
+++ b/wwwroot/הגדרת פרויקט.docx
@@ -216,6 +216,13 @@
           <w:rtl/>
         </w:rPr>
         <w:t xml:space="preserve"> </w:t>
+      </w:r>
+      <w:r>
+        <w:rPr>
+          <w:rFonts w:hint="cs"/>
+          <w:rtl/>
+        </w:rPr>
+        <w:t xml:space="preserve">שבו גם ניתן לראות גם את ממוצע הדירוגים </w:t>
       </w:r>
       <w:r>
         <w:rPr>
@@ -492,7 +499,6 @@
     <w:p>
       <w:pPr>
         <w:rPr>
-          <w:rFonts w:hint="cs"/>
           <w:rtl/>
         </w:rPr>
       </w:pPr>
@@ -557,7 +563,6 @@
     <w:p>
       <w:pPr>
         <w:rPr>
-          <w:rFonts w:hint="cs"/>
           <w:rtl/>
         </w:rPr>
       </w:pPr>
@@ -687,7 +692,6 @@
     <w:p>
       <w:pPr>
         <w:rPr>
-          <w:rFonts w:hint="cs"/>
           <w:rtl/>
         </w:rPr>
       </w:pPr>
@@ -735,6 +739,9 @@
       </w:r>
       <w:r>
         <w:t>'index.html</w:t>
+      </w:r>
+      <w:r>
+        <w:t>'</w:t>
       </w:r>
       <w:r>
         <w:rPr>
@@ -776,7 +783,6 @@
     <w:p>
       <w:pPr>
         <w:rPr>
-          <w:rFonts w:hint="cs"/>
           <w:rtl/>
         </w:rPr>
       </w:pPr>
@@ -805,7 +811,6 @@
     <w:p>
       <w:pPr>
         <w:rPr>
-          <w:rFonts w:hint="cs"/>
           <w:rtl/>
         </w:rPr>
       </w:pPr>
@@ -927,7 +932,6 @@
           <w:numId w:val="4"/>
         </w:numPr>
         <w:rPr>
-          <w:rFonts w:hint="cs"/>
           <w:rtl/>
         </w:rPr>
       </w:pPr>
@@ -983,7 +987,6 @@
     <w:p>
       <w:pPr>
         <w:rPr>
-          <w:rFonts w:hint="cs"/>
           <w:rtl/>
         </w:rPr>
       </w:pPr>
@@ -1018,7 +1021,6 @@
     <w:p>
       <w:pPr>
         <w:rPr>
-          <w:rFonts w:hint="cs"/>
           <w:rtl/>
         </w:rPr>
       </w:pPr>
@@ -1071,6 +1073,13 @@
         </w:rPr>
         <w:t>לאחר לחיצה על הכוכב המתאים, תשלח הודעה אל השרת שיגיב עם טקסט תגובה. טקסט התגובה יוצג למשתמש בשורה הנמצאת מתחת לכוכבים.</w:t>
       </w:r>
+      <w:r>
+        <w:rPr>
+          <w:rFonts w:hint="cs"/>
+          <w:rtl/>
+        </w:rPr>
+        <w:t xml:space="preserve"> טקסט התגובה יורכב מחלק קבוע וחלק משתנה שהוא ממוצע הדירוגים.</w:t>
+      </w:r>
     </w:p>
     <w:p>
       <w:pPr>
@@ -1089,15 +1098,13 @@
     <w:p>
       <w:pPr>
         <w:rPr>
-          <w:rFonts w:hint="cs"/>
-          <w:rtl/>
-        </w:rPr>
-      </w:pPr>
-    </w:p>
-    <w:p>
-      <w:pPr>
-        <w:rPr>
-          <w:rFonts w:hint="cs"/>
+          <w:rtl/>
+        </w:rPr>
+      </w:pPr>
+    </w:p>
+    <w:p>
+      <w:pPr>
+        <w:rPr>
           <w:rtl/>
         </w:rPr>
       </w:pPr>
@@ -1115,6 +1122,9 @@
         <w:t>'about.html</w:t>
       </w:r>
       <w:r>
+        <w:t>'</w:t>
+      </w:r>
+      <w:r>
         <w:rPr>
           <w:rFonts w:hint="cs"/>
           <w:rtl/>
@@ -1147,7 +1157,7 @@
           <w:rFonts w:hint="cs"/>
           <w:rtl/>
         </w:rPr>
-        <w:t>בראש הדף תהה פיסקת פתיחה המציגה אותי ואת סיבת העבודה על הפרוייקט.</w:t>
+        <w:t>בראש הדף תהה פיסקת פתיחה המציגה אותי ואת סיבת העבודה על הפרויקט.</w:t>
       </w:r>
     </w:p>
     <w:p>
@@ -1194,7 +1204,35 @@
           <w:rFonts w:hint="cs"/>
           <w:rtl/>
         </w:rPr>
-        <w:t xml:space="preserve"> קבועה השמורה בשרת ונשלחת לדפדפן</w:t>
+        <w:t xml:space="preserve"> </w:t>
+      </w:r>
+      <w:r>
+        <w:rPr>
+          <w:rFonts w:hint="cs"/>
+          <w:rtl/>
+        </w:rPr>
+        <w:t>המגיעה מה</w:t>
+      </w:r>
+      <w:r>
+        <w:rPr>
+          <w:rFonts w:hint="cs"/>
+          <w:rtl/>
+        </w:rPr>
+        <w:t xml:space="preserve">שרת </w:t>
+      </w:r>
+      <w:r>
+        <w:rPr>
+          <w:rFonts w:hint="cs"/>
+          <w:rtl/>
+        </w:rPr>
+        <w:t>עם חלק משתנה</w:t>
+      </w:r>
+      <w:r>
+        <w:rPr>
+          <w:rFonts w:hint="cs"/>
+          <w:rtl/>
+        </w:rPr>
+        <w:t xml:space="preserve"> שיראה את ממוצע הדירוגים.</w:t>
       </w:r>
     </w:p>
     <w:p>
@@ -1234,6 +1272,13 @@
           <w:rtl/>
         </w:rPr>
         <w:t>משתנה המחושב בצד הלקוח בהתאם ללחיצות של המשתמש</w:t>
+      </w:r>
+      <w:r>
+        <w:rPr>
+          <w:rFonts w:hint="cs"/>
+          <w:rtl/>
+        </w:rPr>
+        <w:t>.</w:t>
       </w:r>
     </w:p>
     <w:p>
@@ -1436,7 +1481,6 @@
             <w:pPr>
               <w:cnfStyle w:val="000000000000" w:firstRow="0" w:lastRow="0" w:firstColumn="0" w:lastColumn="0" w:oddVBand="0" w:evenVBand="0" w:oddHBand="0" w:evenHBand="0" w:firstRowFirstColumn="0" w:firstRowLastColumn="0" w:lastRowFirstColumn="0" w:lastRowLastColumn="0"/>
               <w:rPr>
-                <w:rFonts w:hint="cs"/>
                 <w:rtl/>
               </w:rPr>
             </w:pPr>
@@ -1506,7 +1550,6 @@
             <w:pPr>
               <w:cnfStyle w:val="000000000000" w:firstRow="0" w:lastRow="0" w:firstColumn="0" w:lastColumn="0" w:oddVBand="0" w:evenVBand="0" w:oddHBand="0" w:evenHBand="0" w:firstRowFirstColumn="0" w:firstRowLastColumn="0" w:lastRowFirstColumn="0" w:lastRowLastColumn="0"/>
               <w:rPr>
-                <w:rFonts w:hint="cs"/>
                 <w:rtl/>
               </w:rPr>
             </w:pPr>
@@ -1576,7 +1619,6 @@
             <w:pPr>
               <w:cnfStyle w:val="000000000000" w:firstRow="0" w:lastRow="0" w:firstColumn="0" w:lastColumn="0" w:oddVBand="0" w:evenVBand="0" w:oddHBand="0" w:evenHBand="0" w:firstRowFirstColumn="0" w:firstRowLastColumn="0" w:lastRowFirstColumn="0" w:lastRowLastColumn="0"/>
               <w:rPr>
-                <w:rFonts w:hint="cs"/>
                 <w:rtl/>
               </w:rPr>
             </w:pPr>
@@ -1622,7 +1664,6 @@
           <w:p>
             <w:pPr>
               <w:rPr>
-                <w:rFonts w:hint="cs"/>
                 <w:b w:val="0"/>
                 <w:bCs w:val="0"/>
                 <w:rtl/>
@@ -1647,7 +1688,6 @@
             <w:pPr>
               <w:cnfStyle w:val="000000000000" w:firstRow="0" w:lastRow="0" w:firstColumn="0" w:lastColumn="0" w:oddVBand="0" w:evenVBand="0" w:oddHBand="0" w:evenHBand="0" w:firstRowFirstColumn="0" w:firstRowLastColumn="0" w:lastRowFirstColumn="0" w:lastRowLastColumn="0"/>
               <w:rPr>
-                <w:rFonts w:hint="cs"/>
                 <w:rtl/>
               </w:rPr>
             </w:pPr>
@@ -1668,7 +1708,6 @@
             <w:pPr>
               <w:cnfStyle w:val="000000000000" w:firstRow="0" w:lastRow="0" w:firstColumn="0" w:lastColumn="0" w:oddVBand="0" w:evenVBand="0" w:oddHBand="0" w:evenHBand="0" w:firstRowFirstColumn="0" w:firstRowLastColumn="0" w:lastRowFirstColumn="0" w:lastRowLastColumn="0"/>
               <w:rPr>
-                <w:rFonts w:hint="cs"/>
                 <w:rtl/>
               </w:rPr>
             </w:pPr>
@@ -1691,7 +1730,6 @@
           <w:p>
             <w:pPr>
               <w:rPr>
-                <w:rFonts w:hint="cs"/>
                 <w:b w:val="0"/>
                 <w:bCs w:val="0"/>
                 <w:rtl/>
@@ -1716,7 +1754,6 @@
             <w:pPr>
               <w:cnfStyle w:val="000000000000" w:firstRow="0" w:lastRow="0" w:firstColumn="0" w:lastColumn="0" w:oddVBand="0" w:evenVBand="0" w:oddHBand="0" w:evenHBand="0" w:firstRowFirstColumn="0" w:firstRowLastColumn="0" w:lastRowFirstColumn="0" w:lastRowLastColumn="0"/>
               <w:rPr>
-                <w:rFonts w:hint="cs"/>
                 <w:rtl/>
               </w:rPr>
             </w:pPr>
@@ -1740,7 +1777,6 @@
             <w:pPr>
               <w:cnfStyle w:val="000000000000" w:firstRow="0" w:lastRow="0" w:firstColumn="0" w:lastColumn="0" w:oddVBand="0" w:evenVBand="0" w:oddHBand="0" w:evenHBand="0" w:firstRowFirstColumn="0" w:firstRowLastColumn="0" w:lastRowFirstColumn="0" w:lastRowLastColumn="0"/>
               <w:rPr>
-                <w:rFonts w:hint="cs"/>
                 <w:rtl/>
               </w:rPr>
             </w:pPr>
@@ -1763,7 +1799,6 @@
           <w:p>
             <w:pPr>
               <w:rPr>
-                <w:rFonts w:hint="cs"/>
                 <w:b w:val="0"/>
                 <w:bCs w:val="0"/>
                 <w:rtl/>
@@ -1788,7 +1823,6 @@
             <w:pPr>
               <w:cnfStyle w:val="000000000000" w:firstRow="0" w:lastRow="0" w:firstColumn="0" w:lastColumn="0" w:oddVBand="0" w:evenVBand="0" w:oddHBand="0" w:evenHBand="0" w:firstRowFirstColumn="0" w:firstRowLastColumn="0" w:lastRowFirstColumn="0" w:lastRowLastColumn="0"/>
               <w:rPr>
-                <w:rFonts w:hint="cs"/>
                 <w:rtl/>
               </w:rPr>
             </w:pPr>
@@ -1809,7 +1843,6 @@
             <w:pPr>
               <w:cnfStyle w:val="000000000000" w:firstRow="0" w:lastRow="0" w:firstColumn="0" w:lastColumn="0" w:oddVBand="0" w:evenVBand="0" w:oddHBand="0" w:evenHBand="0" w:firstRowFirstColumn="0" w:firstRowLastColumn="0" w:lastRowFirstColumn="0" w:lastRowLastColumn="0"/>
               <w:rPr>
-                <w:rFonts w:hint="cs"/>
                 <w:rtl/>
               </w:rPr>
             </w:pPr>
@@ -1832,7 +1865,6 @@
           <w:p>
             <w:pPr>
               <w:rPr>
-                <w:rFonts w:hint="cs"/>
                 <w:b w:val="0"/>
                 <w:bCs w:val="0"/>
                 <w:rtl/>
@@ -1877,16 +1909,29 @@
             <w:pPr>
               <w:cnfStyle w:val="000000000000" w:firstRow="0" w:lastRow="0" w:firstColumn="0" w:lastColumn="0" w:oddVBand="0" w:evenVBand="0" w:oddHBand="0" w:evenHBand="0" w:firstRowFirstColumn="0" w:firstRowLastColumn="0" w:lastRowFirstColumn="0" w:lastRowLastColumn="0"/>
               <w:rPr>
+                <w:rtl/>
+              </w:rPr>
+            </w:pPr>
+            <w:r>
+              <w:rPr>
                 <w:rFonts w:hint="cs"/>
                 <w:rtl/>
               </w:rPr>
-            </w:pPr>
+              <w:t>הוספת תמונות פאי לימו</w:t>
+            </w:r>
             <w:r>
               <w:rPr>
                 <w:rFonts w:hint="cs"/>
                 <w:rtl/>
               </w:rPr>
-              <w:t>הוספת תמונות פאי לימוד בעמוד</w:t>
+              <w:t>ן</w:t>
+            </w:r>
+            <w:r>
+              <w:rPr>
+                <w:rFonts w:hint="cs"/>
+                <w:rtl/>
+              </w:rPr>
+              <w:t xml:space="preserve"> בעמוד</w:t>
             </w:r>
           </w:p>
         </w:tc>
